--- a/backend/word-contract-templates/συμβασηΑει2025.docx
+++ b/backend/word-contract-templates/συμβασηΑει2025.docx
@@ -1,6 +1,6 @@
 
 <file path=word/document.xml><?xml version="1.0" encoding="utf-8"?>
-<w:document xmlns:wpc="http://schemas.microsoft.com/office/word/2010/wordprocessingCanvas" xmlns:cx="http://schemas.microsoft.com/office/drawing/2014/chartex" xmlns:mc="http://schemas.openxmlformats.org/markup-compatibility/2006" xmlns:o="urn:schemas-microsoft-com:office:office" xmlns:r="http://schemas.openxmlformats.org/officeDocument/2006/relationships" xmlns:m="http://schemas.openxmlformats.org/officeDocument/2006/math" xmlns:v="urn:schemas-microsoft-com:vml" xmlns:wp14="http://schemas.microsoft.com/office/word/2010/wordprocessingDrawing" xmlns:wp="http://schemas.openxmlformats.org/drawingml/2006/wordprocessingDrawing" xmlns:w10="urn:schemas-microsoft-com:office:word" xmlns:w="http://schemas.openxmlformats.org/wordprocessingml/2006/main" xmlns:w14="http://schemas.microsoft.com/office/word/2010/wordml" xmlns:w15="http://schemas.microsoft.com/office/word/2012/wordml" xmlns:w16se="http://schemas.microsoft.com/office/word/2015/wordml/symex" xmlns:wpg="http://schemas.microsoft.com/office/word/2010/wordprocessingGroup" xmlns:wpi="http://schemas.microsoft.com/office/word/2010/wordprocessingInk" xmlns:wne="http://schemas.microsoft.com/office/word/2006/wordml" xmlns:wps="http://schemas.microsoft.com/office/word/2010/wordprocessingShape" mc:Ignorable="w14 w15 w16se wp14">
+<w:document xmlns:wpc="http://schemas.microsoft.com/office/word/2010/wordprocessingCanvas" xmlns:cx="http://schemas.microsoft.com/office/drawing/2014/chartex" xmlns:cx1="http://schemas.microsoft.com/office/drawing/2015/9/8/chartex" xmlns:cx2="http://schemas.microsoft.com/office/drawing/2015/10/21/chartex" xmlns:cx3="http://schemas.microsoft.com/office/drawing/2016/5/9/chartex" xmlns:cx4="http://schemas.microsoft.com/office/drawing/2016/5/10/chartex" xmlns:cx5="http://schemas.microsoft.com/office/drawing/2016/5/11/chartex" xmlns:cx6="http://schemas.microsoft.com/office/drawing/2016/5/12/chartex" xmlns:cx7="http://schemas.microsoft.com/office/drawing/2016/5/13/chartex" xmlns:cx8="http://schemas.microsoft.com/office/drawing/2016/5/14/chartex" xmlns:mc="http://schemas.openxmlformats.org/markup-compatibility/2006" xmlns:aink="http://schemas.microsoft.com/office/drawing/2016/ink" xmlns:am3d="http://schemas.microsoft.com/office/drawing/2017/model3d" xmlns:o="urn:schemas-microsoft-com:office:office" xmlns:oel="http://schemas.microsoft.com/office/2019/extlst" xmlns:r="http://schemas.openxmlformats.org/officeDocument/2006/relationships" xmlns:m="http://schemas.openxmlformats.org/officeDocument/2006/math" xmlns:v="urn:schemas-microsoft-com:vml" xmlns:wp14="http://schemas.microsoft.com/office/word/2010/wordprocessingDrawing" xmlns:wp="http://schemas.openxmlformats.org/drawingml/2006/wordprocessingDrawing" xmlns:w10="urn:schemas-microsoft-com:office:word" xmlns:w="http://schemas.openxmlformats.org/wordprocessingml/2006/main" xmlns:w14="http://schemas.microsoft.com/office/word/2010/wordml" xmlns:w15="http://schemas.microsoft.com/office/word/2012/wordml" xmlns:w16cex="http://schemas.microsoft.com/office/word/2018/wordml/cex" xmlns:w16cid="http://schemas.microsoft.com/office/word/2016/wordml/cid" xmlns:w16="http://schemas.microsoft.com/office/word/2018/wordml" xmlns:w16du="http://schemas.microsoft.com/office/word/2023/wordml/word16du" xmlns:w16sdtdh="http://schemas.microsoft.com/office/word/2020/wordml/sdtdatahash" xmlns:w16sdtfl="http://schemas.microsoft.com/office/word/2024/wordml/sdtformatlock" xmlns:w16se="http://schemas.microsoft.com/office/word/2015/wordml/symex" xmlns:wpg="http://schemas.microsoft.com/office/word/2010/wordprocessingGroup" xmlns:wpi="http://schemas.microsoft.com/office/word/2010/wordprocessingInk" xmlns:wne="http://schemas.microsoft.com/office/word/2006/wordml" xmlns:wps="http://schemas.microsoft.com/office/word/2010/wordprocessingShape" mc:Ignorable="w14 w15 w16se w16cid w16 w16cex w16sdtdh w16sdtfl w16du wp14">
   <w:body>
     <w:p>
       <w:pPr>
@@ -924,7 +924,17 @@
           <w:szCs w:val="20"/>
           <w:lang w:eastAsia="el-GR"/>
         </w:rPr>
-        <w:t>από την ασκούσα αρμοδιότητες Πρύτανη, Καθηγήτρια Σοφία Ζυγά (ΦΕΚ Υ.Ο.Δ.Δ.</w:t>
+        <w:t xml:space="preserve">από την </w:t>
+      </w:r>
+      <w:r>
+        <w:rPr>
+          <w:rFonts w:ascii="Arial" w:eastAsia="Times New Roman" w:hAnsi="Arial" w:cs="Arial"/>
+          <w:color w:val="333333"/>
+          <w:sz w:val="20"/>
+          <w:szCs w:val="20"/>
+          <w:lang w:eastAsia="el-GR"/>
+        </w:rPr>
+        <w:t xml:space="preserve">Πρύτανη, Καθηγήτρια Σοφία Ζυγά (ΦΕΚ 943/τ. Υ.Ο.Δ.Δ./03.07.2026) </w:t>
       </w:r>
     </w:p>
     <w:p>
@@ -948,7 +958,7 @@
           <w:szCs w:val="20"/>
           <w:lang w:eastAsia="el-GR"/>
         </w:rPr>
-        <w:t>560/27.04.2026), που ενεργεί εδώ ως Πρόεδρος της Επιτροπής Ερευνών του ΕΛΚΕ του</w:t>
+        <w:t>που ενεργεί εδώ ως Πρόεδρος της Επιτροπής Ερευνών του ΕΛΚΕ του</w:t>
       </w:r>
     </w:p>
     <w:p>
@@ -979,7 +989,7 @@
       <w:pPr>
         <w:pStyle w:val="a5"/>
         <w:spacing w:before="100" w:beforeAutospacing="1" w:after="100" w:afterAutospacing="1" w:line="240" w:lineRule="auto"/>
-        <w:ind w:left="861"/>
+        <w:ind w:left="501"/>
         <w:rPr>
           <w:rFonts w:ascii="Arial" w:eastAsia="Times New Roman" w:hAnsi="Arial" w:cs="Arial"/>
           <w:color w:val="333333"/>
@@ -1327,7 +1337,31 @@
           <w:szCs w:val="20"/>
           <w:lang w:eastAsia="el-GR"/>
         </w:rPr>
-        <w:t xml:space="preserve">«Πρακτική Άσκηση Πανεπιστημίου Πελοποννήσου ακ. ετών </w:t>
+        <w:t xml:space="preserve">«Πρακτική Άσκηση Πανεπιστημίου Πελοποννήσου </w:t>
+      </w:r>
+      <w:proofErr w:type="spellStart"/>
+      <w:r>
+        <w:rPr>
+          <w:rFonts w:ascii="Arial" w:eastAsia="Times New Roman" w:hAnsi="Arial" w:cs="Arial"/>
+          <w:b/>
+          <w:color w:val="333333"/>
+          <w:sz w:val="20"/>
+          <w:szCs w:val="20"/>
+          <w:lang w:eastAsia="el-GR"/>
+        </w:rPr>
+        <w:t>ακ</w:t>
+      </w:r>
+      <w:proofErr w:type="spellEnd"/>
+      <w:r>
+        <w:rPr>
+          <w:rFonts w:ascii="Arial" w:eastAsia="Times New Roman" w:hAnsi="Arial" w:cs="Arial"/>
+          <w:b/>
+          <w:color w:val="333333"/>
+          <w:sz w:val="20"/>
+          <w:szCs w:val="20"/>
+          <w:lang w:eastAsia="el-GR"/>
+        </w:rPr>
+        <w:t xml:space="preserve">. ετών </w:t>
       </w:r>
       <w:r>
         <w:rPr>
@@ -1566,6 +1600,7 @@
         </w:rPr>
         <w:t>/</w:t>
       </w:r>
+      <w:proofErr w:type="spellStart"/>
       <w:r>
         <w:rPr>
           <w:rFonts w:ascii="Arial" w:eastAsia="Times New Roman" w:hAnsi="Arial" w:cs="Arial"/>
@@ -1578,6 +1613,7 @@
         </w:rPr>
         <w:t>τρια</w:t>
       </w:r>
+      <w:proofErr w:type="spellEnd"/>
       <w:r>
         <w:rPr>
           <w:rFonts w:ascii="Arial" w:eastAsia="Times New Roman" w:hAnsi="Arial" w:cs="Arial"/>
@@ -2382,18 +2418,52 @@
           <w:szCs w:val="20"/>
           <w:lang w:eastAsia="el-GR"/>
         </w:rPr>
-        <w:t xml:space="preserve"> και μετά το πέρας της η Σύμβαση λήγει αυτοδικαίως. Mε τη λήξη της πρακτικής άσκησης ο φοιτητής</w:t>
-      </w:r>
-      <w:r>
-        <w:rPr>
-          <w:rFonts w:ascii="Arial" w:eastAsia="Times New Roman" w:hAnsi="Arial" w:cs="Arial"/>
-          <w:color w:val="333333"/>
-          <w:sz w:val="20"/>
-          <w:szCs w:val="20"/>
-          <w:lang w:eastAsia="el-GR"/>
-        </w:rPr>
-        <w:t>/τρια</w:t>
-      </w:r>
+        <w:t xml:space="preserve"> και μετά το πέρας της η Σύμβαση λήγει αυτοδικαίως. </w:t>
+      </w:r>
+      <w:proofErr w:type="spellStart"/>
+      <w:r>
+        <w:rPr>
+          <w:rFonts w:ascii="Arial" w:eastAsia="Times New Roman" w:hAnsi="Arial" w:cs="Arial"/>
+          <w:color w:val="333333"/>
+          <w:sz w:val="20"/>
+          <w:szCs w:val="20"/>
+          <w:lang w:eastAsia="el-GR"/>
+        </w:rPr>
+        <w:t>Mε</w:t>
+      </w:r>
+      <w:proofErr w:type="spellEnd"/>
+      <w:r>
+        <w:rPr>
+          <w:rFonts w:ascii="Arial" w:eastAsia="Times New Roman" w:hAnsi="Arial" w:cs="Arial"/>
+          <w:color w:val="333333"/>
+          <w:sz w:val="20"/>
+          <w:szCs w:val="20"/>
+          <w:lang w:eastAsia="el-GR"/>
+        </w:rPr>
+        <w:t xml:space="preserve"> τη λήξη της πρακτικής άσκησης ο φοιτητής</w:t>
+      </w:r>
+      <w:r>
+        <w:rPr>
+          <w:rFonts w:ascii="Arial" w:eastAsia="Times New Roman" w:hAnsi="Arial" w:cs="Arial"/>
+          <w:color w:val="333333"/>
+          <w:sz w:val="20"/>
+          <w:szCs w:val="20"/>
+          <w:lang w:eastAsia="el-GR"/>
+        </w:rPr>
+        <w:t>/</w:t>
+      </w:r>
+      <w:proofErr w:type="spellStart"/>
+      <w:r>
+        <w:rPr>
+          <w:rFonts w:ascii="Arial" w:eastAsia="Times New Roman" w:hAnsi="Arial" w:cs="Arial"/>
+          <w:color w:val="333333"/>
+          <w:sz w:val="20"/>
+          <w:szCs w:val="20"/>
+          <w:lang w:eastAsia="el-GR"/>
+        </w:rPr>
+        <w:t>τρια</w:t>
+      </w:r>
+      <w:proofErr w:type="spellEnd"/>
       <w:r>
         <w:rPr>
           <w:rFonts w:ascii="Arial" w:eastAsia="Times New Roman" w:hAnsi="Arial" w:cs="Arial"/>
@@ -2482,7 +2552,51 @@
           <w:szCs w:val="20"/>
           <w:lang w:eastAsia="el-GR"/>
         </w:rPr>
-        <w:t xml:space="preserve"> δεν αναλαμβάνει έναντι αυτού/ής καμία οικονομική υποχρέωση και καμία ασφαλιστική κάλυψη. Την αποκλειστική ευθύνη για την οικονομική αποζημίωση του/της φοιτητή/τριας για την πρακτική άσκηση, καθώς και την απόδοση τυχόν κρατήσεων ή ει</w:t>
+        <w:t xml:space="preserve"> δεν αναλαμβάνει έναντι αυτού/</w:t>
+      </w:r>
+      <w:proofErr w:type="spellStart"/>
+      <w:r>
+        <w:rPr>
+          <w:rFonts w:ascii="Arial" w:eastAsia="Times New Roman" w:hAnsi="Arial" w:cs="Arial"/>
+          <w:color w:val="333333"/>
+          <w:sz w:val="20"/>
+          <w:szCs w:val="20"/>
+          <w:lang w:eastAsia="el-GR"/>
+        </w:rPr>
+        <w:t>ής</w:t>
+      </w:r>
+      <w:proofErr w:type="spellEnd"/>
+      <w:r>
+        <w:rPr>
+          <w:rFonts w:ascii="Arial" w:eastAsia="Times New Roman" w:hAnsi="Arial" w:cs="Arial"/>
+          <w:color w:val="333333"/>
+          <w:sz w:val="20"/>
+          <w:szCs w:val="20"/>
+          <w:lang w:eastAsia="el-GR"/>
+        </w:rPr>
+        <w:t xml:space="preserve"> καμία οικονομική υποχρέωση και καμία ασφαλιστική κάλυψη. Την αποκλειστική ευθύνη για την οικονομική αποζημίωση του/της φοιτητή/</w:t>
+      </w:r>
+      <w:proofErr w:type="spellStart"/>
+      <w:r>
+        <w:rPr>
+          <w:rFonts w:ascii="Arial" w:eastAsia="Times New Roman" w:hAnsi="Arial" w:cs="Arial"/>
+          <w:color w:val="333333"/>
+          <w:sz w:val="20"/>
+          <w:szCs w:val="20"/>
+          <w:lang w:eastAsia="el-GR"/>
+        </w:rPr>
+        <w:t>τριας</w:t>
+      </w:r>
+      <w:proofErr w:type="spellEnd"/>
+      <w:r>
+        <w:rPr>
+          <w:rFonts w:ascii="Arial" w:eastAsia="Times New Roman" w:hAnsi="Arial" w:cs="Arial"/>
+          <w:color w:val="333333"/>
+          <w:sz w:val="20"/>
+          <w:szCs w:val="20"/>
+          <w:lang w:eastAsia="el-GR"/>
+        </w:rPr>
+        <w:t xml:space="preserve"> για την πρακτική άσκηση, καθώς και την απόδοση τυχόν κρατήσεων ή ει</w:t>
       </w:r>
       <w:r>
         <w:rPr>
@@ -2741,7 +2855,29 @@
           <w:szCs w:val="20"/>
           <w:lang w:eastAsia="el-GR"/>
         </w:rPr>
-        <w:t>Η αποζημίωση για την Πρακτική Άσκηση για το/τη φοιτητή/τρια θα καταβληθεί μέσω του Ειδικού Λογαριασμού</w:t>
+        <w:t>Η αποζημίωση για την Πρακτική Άσκηση για το/τη φοιτητή/</w:t>
+      </w:r>
+      <w:proofErr w:type="spellStart"/>
+      <w:r>
+        <w:rPr>
+          <w:rFonts w:ascii="Arial" w:eastAsia="Times New Roman" w:hAnsi="Arial" w:cs="Arial"/>
+          <w:color w:val="333333"/>
+          <w:sz w:val="20"/>
+          <w:szCs w:val="20"/>
+          <w:lang w:eastAsia="el-GR"/>
+        </w:rPr>
+        <w:t>τρια</w:t>
+      </w:r>
+      <w:proofErr w:type="spellEnd"/>
+      <w:r>
+        <w:rPr>
+          <w:rFonts w:ascii="Arial" w:eastAsia="Times New Roman" w:hAnsi="Arial" w:cs="Arial"/>
+          <w:color w:val="333333"/>
+          <w:sz w:val="20"/>
+          <w:szCs w:val="20"/>
+          <w:lang w:eastAsia="el-GR"/>
+        </w:rPr>
+        <w:t xml:space="preserve"> θα καταβληθεί μέσω του Ειδικού Λογαριασμού</w:t>
       </w:r>
       <w:r>
         <w:rPr>
@@ -2816,6 +2952,7 @@
         </w:rPr>
         <w:t xml:space="preserve"> </w:t>
       </w:r>
+      <w:proofErr w:type="spellStart"/>
       <w:r>
         <w:rPr>
           <w:rFonts w:ascii="Arial" w:eastAsia="Times New Roman" w:hAnsi="Arial" w:cs="Arial"/>
@@ -2825,7 +2962,19 @@
           <w:szCs w:val="20"/>
           <w:lang w:eastAsia="el-GR"/>
         </w:rPr>
-        <w:t>ακ. ετών</w:t>
+        <w:t>ακ</w:t>
+      </w:r>
+      <w:proofErr w:type="spellEnd"/>
+      <w:r>
+        <w:rPr>
+          <w:rFonts w:ascii="Arial" w:eastAsia="Times New Roman" w:hAnsi="Arial" w:cs="Arial"/>
+          <w:b/>
+          <w:color w:val="333333"/>
+          <w:sz w:val="20"/>
+          <w:szCs w:val="20"/>
+          <w:lang w:eastAsia="el-GR"/>
+        </w:rPr>
+        <w:t>. ετών</w:t>
       </w:r>
       <w:r>
         <w:rPr>
@@ -2908,7 +3057,29 @@
           <w:szCs w:val="20"/>
           <w:lang w:eastAsia="el-GR"/>
         </w:rPr>
-        <w:t xml:space="preserve">ή/τρίας ορίζεται στα </w:t>
+        <w:t>ή/</w:t>
+      </w:r>
+      <w:proofErr w:type="spellStart"/>
+      <w:r>
+        <w:rPr>
+          <w:rFonts w:ascii="Arial" w:eastAsia="Times New Roman" w:hAnsi="Arial" w:cs="Arial"/>
+          <w:color w:val="333333"/>
+          <w:sz w:val="20"/>
+          <w:szCs w:val="20"/>
+          <w:lang w:eastAsia="el-GR"/>
+        </w:rPr>
+        <w:t>τρίας</w:t>
+      </w:r>
+      <w:proofErr w:type="spellEnd"/>
+      <w:r>
+        <w:rPr>
+          <w:rFonts w:ascii="Arial" w:eastAsia="Times New Roman" w:hAnsi="Arial" w:cs="Arial"/>
+          <w:color w:val="333333"/>
+          <w:sz w:val="20"/>
+          <w:szCs w:val="20"/>
+          <w:lang w:eastAsia="el-GR"/>
+        </w:rPr>
+        <w:t xml:space="preserve"> ορίζεται στα </w:t>
       </w:r>
       <w:r>
         <w:rPr>
@@ -3011,7 +3182,29 @@
           <w:szCs w:val="20"/>
           <w:lang w:eastAsia="el-GR"/>
         </w:rPr>
-        <w:t>Οι ασφαλιστικές εισφορές που θα καταβάλλονται στο ΙΚΑ για την ασφάλιση φοιτητών/τριών κατά κινδύνου ατυχήματος ορίζονται σύμφωνα με το Νόμο (αριθμ.εγκ. ΙΚΑ 47/20-06-2000) σε 1% επί του τεκμαρτού ημερομισθίου της 12ης ασφαλιστικής κλάσης όπως ισχύει κάθε φορά. Οι ασφαλιστικές εισφορές βαρύνουν το Πανεπιστήμιο Πελοποννήσου, Ειδικό</w:t>
+        <w:t>Οι ασφαλιστικές εισφορές που θα καταβάλλονται στο ΙΚΑ για την ασφάλιση φοιτητών/τριών κατά κινδύνου ατυχήματος ορίζονται σύμφωνα με το Νόμο (</w:t>
+      </w:r>
+      <w:proofErr w:type="spellStart"/>
+      <w:r>
+        <w:rPr>
+          <w:rFonts w:ascii="Arial" w:eastAsia="Times New Roman" w:hAnsi="Arial" w:cs="Arial"/>
+          <w:color w:val="333333"/>
+          <w:sz w:val="20"/>
+          <w:szCs w:val="20"/>
+          <w:lang w:eastAsia="el-GR"/>
+        </w:rPr>
+        <w:t>αριθμ.εγκ</w:t>
+      </w:r>
+      <w:proofErr w:type="spellEnd"/>
+      <w:r>
+        <w:rPr>
+          <w:rFonts w:ascii="Arial" w:eastAsia="Times New Roman" w:hAnsi="Arial" w:cs="Arial"/>
+          <w:color w:val="333333"/>
+          <w:sz w:val="20"/>
+          <w:szCs w:val="20"/>
+          <w:lang w:eastAsia="el-GR"/>
+        </w:rPr>
+        <w:t>. ΙΚΑ 47/20-06-2000) σε 1% επί του τεκμαρτού ημερομισθίου της 12ης ασφαλιστικής κλάσης όπως ισχύει κάθε φορά. Οι ασφαλιστικές εισφορές βαρύνουν το Πανεπιστήμιο Πελοποννήσου, Ειδικό</w:t>
       </w:r>
       <w:r>
         <w:rPr>
@@ -3306,7 +3499,29 @@
           <w:szCs w:val="20"/>
           <w:lang w:eastAsia="el-GR"/>
         </w:rPr>
-        <w:t>του/ης φοιτητή/ριας απαιτείται να έχουν υποβληθεί αρμοδίως και όλα τα αναφερόμενα</w:t>
+        <w:t>του/ης φοιτητή/</w:t>
+      </w:r>
+      <w:proofErr w:type="spellStart"/>
+      <w:r>
+        <w:rPr>
+          <w:rFonts w:ascii="Arial" w:eastAsia="Times New Roman" w:hAnsi="Arial" w:cs="Arial"/>
+          <w:color w:val="333333"/>
+          <w:sz w:val="20"/>
+          <w:szCs w:val="20"/>
+          <w:lang w:eastAsia="el-GR"/>
+        </w:rPr>
+        <w:t>ριας</w:t>
+      </w:r>
+      <w:proofErr w:type="spellEnd"/>
+      <w:r>
+        <w:rPr>
+          <w:rFonts w:ascii="Arial" w:eastAsia="Times New Roman" w:hAnsi="Arial" w:cs="Arial"/>
+          <w:color w:val="333333"/>
+          <w:sz w:val="20"/>
+          <w:szCs w:val="20"/>
+          <w:lang w:eastAsia="el-GR"/>
+        </w:rPr>
+        <w:t xml:space="preserve"> απαιτείται να έχουν υποβληθεί αρμοδίως και όλα τα αναφερόμενα</w:t>
       </w:r>
     </w:p>
     <w:p>
@@ -3330,7 +3545,51 @@
           <w:szCs w:val="20"/>
           <w:lang w:eastAsia="el-GR"/>
         </w:rPr>
-        <w:t>στην παράγραφο i, ii και iii, του παρόντος έγγραφα και δικαιολογητικά. Σε διαφορετική</w:t>
+        <w:t xml:space="preserve">στην παράγραφο i, </w:t>
+      </w:r>
+      <w:proofErr w:type="spellStart"/>
+      <w:r>
+        <w:rPr>
+          <w:rFonts w:ascii="Arial" w:eastAsia="Times New Roman" w:hAnsi="Arial" w:cs="Arial"/>
+          <w:color w:val="333333"/>
+          <w:sz w:val="20"/>
+          <w:szCs w:val="20"/>
+          <w:lang w:eastAsia="el-GR"/>
+        </w:rPr>
+        <w:t>ii</w:t>
+      </w:r>
+      <w:proofErr w:type="spellEnd"/>
+      <w:r>
+        <w:rPr>
+          <w:rFonts w:ascii="Arial" w:eastAsia="Times New Roman" w:hAnsi="Arial" w:cs="Arial"/>
+          <w:color w:val="333333"/>
+          <w:sz w:val="20"/>
+          <w:szCs w:val="20"/>
+          <w:lang w:eastAsia="el-GR"/>
+        </w:rPr>
+        <w:t xml:space="preserve"> και </w:t>
+      </w:r>
+      <w:proofErr w:type="spellStart"/>
+      <w:r>
+        <w:rPr>
+          <w:rFonts w:ascii="Arial" w:eastAsia="Times New Roman" w:hAnsi="Arial" w:cs="Arial"/>
+          <w:color w:val="333333"/>
+          <w:sz w:val="20"/>
+          <w:szCs w:val="20"/>
+          <w:lang w:eastAsia="el-GR"/>
+        </w:rPr>
+        <w:t>iii</w:t>
+      </w:r>
+      <w:proofErr w:type="spellEnd"/>
+      <w:r>
+        <w:rPr>
+          <w:rFonts w:ascii="Arial" w:eastAsia="Times New Roman" w:hAnsi="Arial" w:cs="Arial"/>
+          <w:color w:val="333333"/>
+          <w:sz w:val="20"/>
+          <w:szCs w:val="20"/>
+          <w:lang w:eastAsia="el-GR"/>
+        </w:rPr>
+        <w:t>, του παρόντος έγγραφα και δικαιολογητικά. Σε διαφορετική</w:t>
       </w:r>
     </w:p>
     <w:p>
@@ -3354,7 +3613,29 @@
           <w:szCs w:val="20"/>
           <w:lang w:eastAsia="el-GR"/>
         </w:rPr>
-        <w:t>περίπτωση, δεν θα καταβάλλεται η αμοιβή του/της φοιτητή/τριας.</w:t>
+        <w:t>περίπτωση, δεν θα καταβάλλεται η αμοιβή του/της φοιτητή/</w:t>
+      </w:r>
+      <w:proofErr w:type="spellStart"/>
+      <w:r>
+        <w:rPr>
+          <w:rFonts w:ascii="Arial" w:eastAsia="Times New Roman" w:hAnsi="Arial" w:cs="Arial"/>
+          <w:color w:val="333333"/>
+          <w:sz w:val="20"/>
+          <w:szCs w:val="20"/>
+          <w:lang w:eastAsia="el-GR"/>
+        </w:rPr>
+        <w:t>τριας</w:t>
+      </w:r>
+      <w:proofErr w:type="spellEnd"/>
+      <w:r>
+        <w:rPr>
+          <w:rFonts w:ascii="Arial" w:eastAsia="Times New Roman" w:hAnsi="Arial" w:cs="Arial"/>
+          <w:color w:val="333333"/>
+          <w:sz w:val="20"/>
+          <w:szCs w:val="20"/>
+          <w:lang w:eastAsia="el-GR"/>
+        </w:rPr>
+        <w:t>.</w:t>
       </w:r>
     </w:p>
     <w:p>
@@ -3421,7 +3702,29 @@
           <w:szCs w:val="20"/>
           <w:lang w:eastAsia="el-GR"/>
         </w:rPr>
-        <w:t xml:space="preserve">της δημόσιας υγείας από τον κίνδυνο περαιτέρω διασποράς του κορωνοϊού Covid-19 στο σύνολο </w:t>
+        <w:t xml:space="preserve">της δημόσιας υγείας από τον κίνδυνο περαιτέρω διασποράς του </w:t>
+      </w:r>
+      <w:proofErr w:type="spellStart"/>
+      <w:r>
+        <w:rPr>
+          <w:rFonts w:ascii="Arial" w:eastAsia="Times New Roman" w:hAnsi="Arial" w:cs="Arial"/>
+          <w:color w:val="333333"/>
+          <w:sz w:val="20"/>
+          <w:szCs w:val="20"/>
+          <w:lang w:eastAsia="el-GR"/>
+        </w:rPr>
+        <w:t>κορωνοϊού</w:t>
+      </w:r>
+      <w:proofErr w:type="spellEnd"/>
+      <w:r>
+        <w:rPr>
+          <w:rFonts w:ascii="Arial" w:eastAsia="Times New Roman" w:hAnsi="Arial" w:cs="Arial"/>
+          <w:color w:val="333333"/>
+          <w:sz w:val="20"/>
+          <w:szCs w:val="20"/>
+          <w:lang w:eastAsia="el-GR"/>
+        </w:rPr>
+        <w:t xml:space="preserve"> Covid-19 στο σύνολο </w:t>
       </w:r>
       <w:r>
         <w:rPr>
@@ -3468,7 +3771,29 @@
           <w:szCs w:val="20"/>
           <w:lang w:eastAsia="el-GR"/>
         </w:rPr>
-        <w:t>Ο Φορέας Υποδοχής αποδέχεται να απασχολήσει τον/την φοιτητή/τρια τηρώντας όλα τα μέτρα</w:t>
+        <w:t>Ο Φορέας Υποδοχής αποδέχεται να απασχολήσει τον/την φοιτητή/</w:t>
+      </w:r>
+      <w:proofErr w:type="spellStart"/>
+      <w:r>
+        <w:rPr>
+          <w:rFonts w:ascii="Arial" w:eastAsia="Times New Roman" w:hAnsi="Arial" w:cs="Arial"/>
+          <w:color w:val="333333"/>
+          <w:sz w:val="20"/>
+          <w:szCs w:val="20"/>
+          <w:lang w:eastAsia="el-GR"/>
+        </w:rPr>
+        <w:t>τρια</w:t>
+      </w:r>
+      <w:proofErr w:type="spellEnd"/>
+      <w:r>
+        <w:rPr>
+          <w:rFonts w:ascii="Arial" w:eastAsia="Times New Roman" w:hAnsi="Arial" w:cs="Arial"/>
+          <w:color w:val="333333"/>
+          <w:sz w:val="20"/>
+          <w:szCs w:val="20"/>
+          <w:lang w:eastAsia="el-GR"/>
+        </w:rPr>
+        <w:t xml:space="preserve"> τηρώντας όλα τα μέτρα</w:t>
       </w:r>
       <w:r>
         <w:rPr>
@@ -3625,7 +3950,29 @@
           <w:szCs w:val="20"/>
           <w:lang w:eastAsia="el-GR"/>
         </w:rPr>
-        <w:t>Ο Φορέας Υποδοχής οφείλει να παρακολουθεί και να καθοδηγεί τον/την φοιτητή/τρια για την επιτυχή</w:t>
+        <w:t>Ο Φορέας Υποδοχής οφείλει να παρακολουθεί και να καθοδηγεί τον/την φοιτητή/</w:t>
+      </w:r>
+      <w:proofErr w:type="spellStart"/>
+      <w:r>
+        <w:rPr>
+          <w:rFonts w:ascii="Arial" w:eastAsia="Times New Roman" w:hAnsi="Arial" w:cs="Arial"/>
+          <w:color w:val="333333"/>
+          <w:sz w:val="20"/>
+          <w:szCs w:val="20"/>
+          <w:lang w:eastAsia="el-GR"/>
+        </w:rPr>
+        <w:t>τρια</w:t>
+      </w:r>
+      <w:proofErr w:type="spellEnd"/>
+      <w:r>
+        <w:rPr>
+          <w:rFonts w:ascii="Arial" w:eastAsia="Times New Roman" w:hAnsi="Arial" w:cs="Arial"/>
+          <w:color w:val="333333"/>
+          <w:sz w:val="20"/>
+          <w:szCs w:val="20"/>
+          <w:lang w:eastAsia="el-GR"/>
+        </w:rPr>
+        <w:t xml:space="preserve"> για την επιτυχή</w:t>
       </w:r>
       <w:r>
         <w:rPr>
@@ -3762,7 +4109,29 @@
           <w:szCs w:val="20"/>
           <w:lang w:eastAsia="el-GR"/>
         </w:rPr>
-        <w:t>ης φοιτητή/ριας μέσω της υποβολής του εντύπου Ε3.5 στο πληροφοριακό σύστημα ΕΡΓΑΝΗ, καθώς</w:t>
+        <w:t>ης φοιτητή/</w:t>
+      </w:r>
+      <w:proofErr w:type="spellStart"/>
+      <w:r>
+        <w:rPr>
+          <w:rFonts w:ascii="Arial" w:eastAsia="Times New Roman" w:hAnsi="Arial" w:cs="Arial"/>
+          <w:color w:val="333333"/>
+          <w:sz w:val="20"/>
+          <w:szCs w:val="20"/>
+          <w:lang w:eastAsia="el-GR"/>
+        </w:rPr>
+        <w:t>ριας</w:t>
+      </w:r>
+      <w:proofErr w:type="spellEnd"/>
+      <w:r>
+        <w:rPr>
+          <w:rFonts w:ascii="Arial" w:eastAsia="Times New Roman" w:hAnsi="Arial" w:cs="Arial"/>
+          <w:color w:val="333333"/>
+          <w:sz w:val="20"/>
+          <w:szCs w:val="20"/>
+          <w:lang w:eastAsia="el-GR"/>
+        </w:rPr>
+        <w:t xml:space="preserve"> μέσω της υποβολής του εντύπου Ε3.5 στο πληροφοριακό σύστημα ΕΡΓΑΝΗ, καθώς</w:t>
       </w:r>
       <w:r>
         <w:rPr>
@@ -3980,7 +4349,29 @@
           <w:szCs w:val="20"/>
           <w:lang w:eastAsia="el-GR"/>
         </w:rPr>
-        <w:t>της πρακτικής άσκησης στον/η φοιτητή/τρια εντός πέντε (5) εργάσιμων ημερών από την ημερομηνία</w:t>
+        <w:t>της πρακτικής άσκησης στον/η φοιτητή/</w:t>
+      </w:r>
+      <w:proofErr w:type="spellStart"/>
+      <w:r>
+        <w:rPr>
+          <w:rFonts w:ascii="Arial" w:eastAsia="Times New Roman" w:hAnsi="Arial" w:cs="Arial"/>
+          <w:color w:val="333333"/>
+          <w:sz w:val="20"/>
+          <w:szCs w:val="20"/>
+          <w:lang w:eastAsia="el-GR"/>
+        </w:rPr>
+        <w:t>τρια</w:t>
+      </w:r>
+      <w:proofErr w:type="spellEnd"/>
+      <w:r>
+        <w:rPr>
+          <w:rFonts w:ascii="Arial" w:eastAsia="Times New Roman" w:hAnsi="Arial" w:cs="Arial"/>
+          <w:color w:val="333333"/>
+          <w:sz w:val="20"/>
+          <w:szCs w:val="20"/>
+          <w:lang w:eastAsia="el-GR"/>
+        </w:rPr>
+        <w:t xml:space="preserve"> εντός πέντε (5) εργάσιμων ημερών από την ημερομηνία</w:t>
       </w:r>
       <w:r>
         <w:rPr>
@@ -4000,8 +4391,20 @@
           <w:szCs w:val="20"/>
           <w:lang w:eastAsia="el-GR"/>
         </w:rPr>
-        <w:t>που δηλώθηκε η κάθε ενέργεια στο πληροφοριακό σύστημα ΕΡΓΑΝΗ. Ακολούθως, ο/η φοιτητής/τρια</w:t>
-      </w:r>
+        <w:t>που δηλώθηκε η κάθε ενέργεια στο πληροφοριακό σύστημα ΕΡΓΑΝΗ. Ακολούθως, ο/η φοιτητής/</w:t>
+      </w:r>
+      <w:proofErr w:type="spellStart"/>
+      <w:r>
+        <w:rPr>
+          <w:rFonts w:ascii="Arial" w:eastAsia="Times New Roman" w:hAnsi="Arial" w:cs="Arial"/>
+          <w:color w:val="333333"/>
+          <w:sz w:val="20"/>
+          <w:szCs w:val="20"/>
+          <w:lang w:eastAsia="el-GR"/>
+        </w:rPr>
+        <w:t>τρια</w:t>
+      </w:r>
+      <w:proofErr w:type="spellEnd"/>
       <w:r>
         <w:rPr>
           <w:rFonts w:ascii="Arial" w:eastAsia="Times New Roman" w:hAnsi="Arial" w:cs="Arial"/>
@@ -4067,7 +4470,29 @@
           <w:szCs w:val="20"/>
           <w:lang w:eastAsia="el-GR"/>
         </w:rPr>
-        <w:t>Ο/Η φοιτητής/τρια με την υπογραφή της παρούσας παρέχει τη ρητή συγκατάθεσή του/της για την συλλογή</w:t>
+        <w:t>Ο/Η φοιτητής/</w:t>
+      </w:r>
+      <w:proofErr w:type="spellStart"/>
+      <w:r>
+        <w:rPr>
+          <w:rFonts w:ascii="Arial" w:eastAsia="Times New Roman" w:hAnsi="Arial" w:cs="Arial"/>
+          <w:color w:val="333333"/>
+          <w:sz w:val="20"/>
+          <w:szCs w:val="20"/>
+          <w:lang w:eastAsia="el-GR"/>
+        </w:rPr>
+        <w:t>τρια</w:t>
+      </w:r>
+      <w:proofErr w:type="spellEnd"/>
+      <w:r>
+        <w:rPr>
+          <w:rFonts w:ascii="Arial" w:eastAsia="Times New Roman" w:hAnsi="Arial" w:cs="Arial"/>
+          <w:color w:val="333333"/>
+          <w:sz w:val="20"/>
+          <w:szCs w:val="20"/>
+          <w:lang w:eastAsia="el-GR"/>
+        </w:rPr>
+        <w:t xml:space="preserve"> με την υπογραφή της παρούσας παρέχει τη ρητή συγκατάθεσή του/της για την συλλογή</w:t>
       </w:r>
       <w:r>
         <w:rPr>
@@ -4280,7 +4705,29 @@
           <w:szCs w:val="20"/>
           <w:lang w:eastAsia="el-GR"/>
         </w:rPr>
-        <w:t>του/της ασκούμενου/ης, δύο για τον Ειδικό Λογαριασμό Κονδυλίων Έρευνας του Πανεπιστημίου Πελοποννήσου και ένα για τον/την ασκούμενο/η φοιτητή/τρια.</w:t>
+        <w:t>του/της ασκούμενου/ης, δύο για τον Ειδικό Λογαριασμό Κονδυλίων Έρευνας του Πανεπιστημίου Πελοποννήσου και ένα για τον/την ασκούμενο/η φοιτητή/</w:t>
+      </w:r>
+      <w:proofErr w:type="spellStart"/>
+      <w:r>
+        <w:rPr>
+          <w:rFonts w:ascii="Arial" w:eastAsia="Times New Roman" w:hAnsi="Arial" w:cs="Arial"/>
+          <w:color w:val="333333"/>
+          <w:sz w:val="20"/>
+          <w:szCs w:val="20"/>
+          <w:lang w:eastAsia="el-GR"/>
+        </w:rPr>
+        <w:t>τρια</w:t>
+      </w:r>
+      <w:proofErr w:type="spellEnd"/>
+      <w:r>
+        <w:rPr>
+          <w:rFonts w:ascii="Arial" w:eastAsia="Times New Roman" w:hAnsi="Arial" w:cs="Arial"/>
+          <w:color w:val="333333"/>
+          <w:sz w:val="20"/>
+          <w:szCs w:val="20"/>
+          <w:lang w:eastAsia="el-GR"/>
+        </w:rPr>
+        <w:t>.</w:t>
       </w:r>
     </w:p>
     <w:p>
@@ -4326,8 +4773,8 @@
         <w:tblLook w:val="04A0" w:firstRow="1" w:lastRow="0" w:firstColumn="1" w:lastColumn="0" w:noHBand="0" w:noVBand="1"/>
       </w:tblPr>
       <w:tblGrid>
-        <w:gridCol w:w="4899"/>
-        <w:gridCol w:w="4716"/>
+        <w:gridCol w:w="4900"/>
+        <w:gridCol w:w="4715"/>
       </w:tblGrid>
       <w:tr>
         <w:trPr>
@@ -5205,8 +5652,6 @@
         </w:rPr>
         <w:t>ΚΑΘΗΓΗΤΡΙΑ ΣΟΦΙΑ ΖΥΓΑ</w:t>
       </w:r>
-      <w:bookmarkStart w:id="0" w:name="_GoBack"/>
-      <w:bookmarkEnd w:id="0"/>
     </w:p>
     <w:sectPr>
       <w:footerReference w:type="default" r:id="rId9"/>
@@ -5220,7 +5665,7 @@
 </file>
 
 <file path=word/endnotes.xml><?xml version="1.0" encoding="utf-8"?>
-<w:endnotes xmlns:wpc="http://schemas.microsoft.com/office/word/2010/wordprocessingCanvas" xmlns:cx="http://schemas.microsoft.com/office/drawing/2014/chartex" xmlns:mc="http://schemas.openxmlformats.org/markup-compatibility/2006" xmlns:o="urn:schemas-microsoft-com:office:office" xmlns:r="http://schemas.openxmlformats.org/officeDocument/2006/relationships" xmlns:m="http://schemas.openxmlformats.org/officeDocument/2006/math" xmlns:v="urn:schemas-microsoft-com:vml" xmlns:wp14="http://schemas.microsoft.com/office/word/2010/wordprocessingDrawing" xmlns:wp="http://schemas.openxmlformats.org/drawingml/2006/wordprocessingDrawing" xmlns:w10="urn:schemas-microsoft-com:office:word" xmlns:w="http://schemas.openxmlformats.org/wordprocessingml/2006/main" xmlns:w14="http://schemas.microsoft.com/office/word/2010/wordml" xmlns:w15="http://schemas.microsoft.com/office/word/2012/wordml" xmlns:w16se="http://schemas.microsoft.com/office/word/2015/wordml/symex" xmlns:wpg="http://schemas.microsoft.com/office/word/2010/wordprocessingGroup" xmlns:wpi="http://schemas.microsoft.com/office/word/2010/wordprocessingInk" xmlns:wne="http://schemas.microsoft.com/office/word/2006/wordml" xmlns:wps="http://schemas.microsoft.com/office/word/2010/wordprocessingShape" mc:Ignorable="w14 w15 w16se wp14">
+<w:endnotes xmlns:wpc="http://schemas.microsoft.com/office/word/2010/wordprocessingCanvas" xmlns:cx="http://schemas.microsoft.com/office/drawing/2014/chartex" xmlns:cx1="http://schemas.microsoft.com/office/drawing/2015/9/8/chartex" xmlns:cx2="http://schemas.microsoft.com/office/drawing/2015/10/21/chartex" xmlns:cx3="http://schemas.microsoft.com/office/drawing/2016/5/9/chartex" xmlns:cx4="http://schemas.microsoft.com/office/drawing/2016/5/10/chartex" xmlns:cx5="http://schemas.microsoft.com/office/drawing/2016/5/11/chartex" xmlns:cx6="http://schemas.microsoft.com/office/drawing/2016/5/12/chartex" xmlns:cx7="http://schemas.microsoft.com/office/drawing/2016/5/13/chartex" xmlns:cx8="http://schemas.microsoft.com/office/drawing/2016/5/14/chartex" xmlns:mc="http://schemas.openxmlformats.org/markup-compatibility/2006" xmlns:aink="http://schemas.microsoft.com/office/drawing/2016/ink" xmlns:am3d="http://schemas.microsoft.com/office/drawing/2017/model3d" xmlns:o="urn:schemas-microsoft-com:office:office" xmlns:oel="http://schemas.microsoft.com/office/2019/extlst" xmlns:r="http://schemas.openxmlformats.org/officeDocument/2006/relationships" xmlns:m="http://schemas.openxmlformats.org/officeDocument/2006/math" xmlns:v="urn:schemas-microsoft-com:vml" xmlns:wp14="http://schemas.microsoft.com/office/word/2010/wordprocessingDrawing" xmlns:wp="http://schemas.openxmlformats.org/drawingml/2006/wordprocessingDrawing" xmlns:w10="urn:schemas-microsoft-com:office:word" xmlns:w="http://schemas.openxmlformats.org/wordprocessingml/2006/main" xmlns:w14="http://schemas.microsoft.com/office/word/2010/wordml" xmlns:w15="http://schemas.microsoft.com/office/word/2012/wordml" xmlns:w16cex="http://schemas.microsoft.com/office/word/2018/wordml/cex" xmlns:w16cid="http://schemas.microsoft.com/office/word/2016/wordml/cid" xmlns:w16="http://schemas.microsoft.com/office/word/2018/wordml" xmlns:w16du="http://schemas.microsoft.com/office/word/2023/wordml/word16du" xmlns:w16sdtdh="http://schemas.microsoft.com/office/word/2020/wordml/sdtdatahash" xmlns:w16sdtfl="http://schemas.microsoft.com/office/word/2024/wordml/sdtformatlock" xmlns:w16se="http://schemas.microsoft.com/office/word/2015/wordml/symex" xmlns:wpg="http://schemas.microsoft.com/office/word/2010/wordprocessingGroup" xmlns:wpi="http://schemas.microsoft.com/office/word/2010/wordprocessingInk" xmlns:wne="http://schemas.microsoft.com/office/word/2006/wordml" xmlns:wps="http://schemas.microsoft.com/office/word/2010/wordprocessingShape" mc:Ignorable="w14 w15 w16se w16cid w16 w16cex w16sdtdh w16sdtfl w16du wp14">
   <w:endnote w:type="separator" w:id="-1">
     <w:p>
       <w:pPr>
@@ -5245,7 +5690,7 @@
 </file>
 
 <file path=word/footer1.xml><?xml version="1.0" encoding="utf-8"?>
-<w:ftr xmlns:wpc="http://schemas.microsoft.com/office/word/2010/wordprocessingCanvas" xmlns:cx="http://schemas.microsoft.com/office/drawing/2014/chartex" xmlns:mc="http://schemas.openxmlformats.org/markup-compatibility/2006" xmlns:o="urn:schemas-microsoft-com:office:office" xmlns:r="http://schemas.openxmlformats.org/officeDocument/2006/relationships" xmlns:m="http://schemas.openxmlformats.org/officeDocument/2006/math" xmlns:v="urn:schemas-microsoft-com:vml" xmlns:wp14="http://schemas.microsoft.com/office/word/2010/wordprocessingDrawing" xmlns:wp="http://schemas.openxmlformats.org/drawingml/2006/wordprocessingDrawing" xmlns:w10="urn:schemas-microsoft-com:office:word" xmlns:w="http://schemas.openxmlformats.org/wordprocessingml/2006/main" xmlns:w14="http://schemas.microsoft.com/office/word/2010/wordml" xmlns:w15="http://schemas.microsoft.com/office/word/2012/wordml" xmlns:w16se="http://schemas.microsoft.com/office/word/2015/wordml/symex" xmlns:wpg="http://schemas.microsoft.com/office/word/2010/wordprocessingGroup" xmlns:wpi="http://schemas.microsoft.com/office/word/2010/wordprocessingInk" xmlns:wne="http://schemas.microsoft.com/office/word/2006/wordml" xmlns:wps="http://schemas.microsoft.com/office/word/2010/wordprocessingShape" mc:Ignorable="w14 w15 w16se wp14">
+<w:ftr xmlns:wpc="http://schemas.microsoft.com/office/word/2010/wordprocessingCanvas" xmlns:cx="http://schemas.microsoft.com/office/drawing/2014/chartex" xmlns:cx1="http://schemas.microsoft.com/office/drawing/2015/9/8/chartex" xmlns:cx2="http://schemas.microsoft.com/office/drawing/2015/10/21/chartex" xmlns:cx3="http://schemas.microsoft.com/office/drawing/2016/5/9/chartex" xmlns:cx4="http://schemas.microsoft.com/office/drawing/2016/5/10/chartex" xmlns:cx5="http://schemas.microsoft.com/office/drawing/2016/5/11/chartex" xmlns:cx6="http://schemas.microsoft.com/office/drawing/2016/5/12/chartex" xmlns:cx7="http://schemas.microsoft.com/office/drawing/2016/5/13/chartex" xmlns:cx8="http://schemas.microsoft.com/office/drawing/2016/5/14/chartex" xmlns:mc="http://schemas.openxmlformats.org/markup-compatibility/2006" xmlns:aink="http://schemas.microsoft.com/office/drawing/2016/ink" xmlns:am3d="http://schemas.microsoft.com/office/drawing/2017/model3d" xmlns:o="urn:schemas-microsoft-com:office:office" xmlns:oel="http://schemas.microsoft.com/office/2019/extlst" xmlns:r="http://schemas.openxmlformats.org/officeDocument/2006/relationships" xmlns:m="http://schemas.openxmlformats.org/officeDocument/2006/math" xmlns:v="urn:schemas-microsoft-com:vml" xmlns:wp14="http://schemas.microsoft.com/office/word/2010/wordprocessingDrawing" xmlns:wp="http://schemas.openxmlformats.org/drawingml/2006/wordprocessingDrawing" xmlns:w10="urn:schemas-microsoft-com:office:word" xmlns:w="http://schemas.openxmlformats.org/wordprocessingml/2006/main" xmlns:w14="http://schemas.microsoft.com/office/word/2010/wordml" xmlns:w15="http://schemas.microsoft.com/office/word/2012/wordml" xmlns:w16cex="http://schemas.microsoft.com/office/word/2018/wordml/cex" xmlns:w16cid="http://schemas.microsoft.com/office/word/2016/wordml/cid" xmlns:w16="http://schemas.microsoft.com/office/word/2018/wordml" xmlns:w16du="http://schemas.microsoft.com/office/word/2023/wordml/word16du" xmlns:w16sdtdh="http://schemas.microsoft.com/office/word/2020/wordml/sdtdatahash" xmlns:w16sdtfl="http://schemas.microsoft.com/office/word/2024/wordml/sdtformatlock" xmlns:w16se="http://schemas.microsoft.com/office/word/2015/wordml/symex" xmlns:wpg="http://schemas.microsoft.com/office/word/2010/wordprocessingGroup" xmlns:wpi="http://schemas.microsoft.com/office/word/2010/wordprocessingInk" xmlns:wne="http://schemas.microsoft.com/office/word/2006/wordml" xmlns:wps="http://schemas.microsoft.com/office/word/2010/wordprocessingShape" mc:Ignorable="w14 w15 w16se w16cid w16 w16cex w16sdtdh w16sdtfl w16du wp14">
   <w:p>
     <w:pPr>
       <w:pStyle w:val="a7"/>
@@ -5303,7 +5748,7 @@
 </file>
 
 <file path=word/footnotes.xml><?xml version="1.0" encoding="utf-8"?>
-<w:footnotes xmlns:wpc="http://schemas.microsoft.com/office/word/2010/wordprocessingCanvas" xmlns:cx="http://schemas.microsoft.com/office/drawing/2014/chartex" xmlns:mc="http://schemas.openxmlformats.org/markup-compatibility/2006" xmlns:o="urn:schemas-microsoft-com:office:office" xmlns:r="http://schemas.openxmlformats.org/officeDocument/2006/relationships" xmlns:m="http://schemas.openxmlformats.org/officeDocument/2006/math" xmlns:v="urn:schemas-microsoft-com:vml" xmlns:wp14="http://schemas.microsoft.com/office/word/2010/wordprocessingDrawing" xmlns:wp="http://schemas.openxmlformats.org/drawingml/2006/wordprocessingDrawing" xmlns:w10="urn:schemas-microsoft-com:office:word" xmlns:w="http://schemas.openxmlformats.org/wordprocessingml/2006/main" xmlns:w14="http://schemas.microsoft.com/office/word/2010/wordml" xmlns:w15="http://schemas.microsoft.com/office/word/2012/wordml" xmlns:w16se="http://schemas.microsoft.com/office/word/2015/wordml/symex" xmlns:wpg="http://schemas.microsoft.com/office/word/2010/wordprocessingGroup" xmlns:wpi="http://schemas.microsoft.com/office/word/2010/wordprocessingInk" xmlns:wne="http://schemas.microsoft.com/office/word/2006/wordml" xmlns:wps="http://schemas.microsoft.com/office/word/2010/wordprocessingShape" mc:Ignorable="w14 w15 w16se wp14">
+<w:footnotes xmlns:wpc="http://schemas.microsoft.com/office/word/2010/wordprocessingCanvas" xmlns:cx="http://schemas.microsoft.com/office/drawing/2014/chartex" xmlns:cx1="http://schemas.microsoft.com/office/drawing/2015/9/8/chartex" xmlns:cx2="http://schemas.microsoft.com/office/drawing/2015/10/21/chartex" xmlns:cx3="http://schemas.microsoft.com/office/drawing/2016/5/9/chartex" xmlns:cx4="http://schemas.microsoft.com/office/drawing/2016/5/10/chartex" xmlns:cx5="http://schemas.microsoft.com/office/drawing/2016/5/11/chartex" xmlns:cx6="http://schemas.microsoft.com/office/drawing/2016/5/12/chartex" xmlns:cx7="http://schemas.microsoft.com/office/drawing/2016/5/13/chartex" xmlns:cx8="http://schemas.microsoft.com/office/drawing/2016/5/14/chartex" xmlns:mc="http://schemas.openxmlformats.org/markup-compatibility/2006" xmlns:aink="http://schemas.microsoft.com/office/drawing/2016/ink" xmlns:am3d="http://schemas.microsoft.com/office/drawing/2017/model3d" xmlns:o="urn:schemas-microsoft-com:office:office" xmlns:oel="http://schemas.microsoft.com/office/2019/extlst" xmlns:r="http://schemas.openxmlformats.org/officeDocument/2006/relationships" xmlns:m="http://schemas.openxmlformats.org/officeDocument/2006/math" xmlns:v="urn:schemas-microsoft-com:vml" xmlns:wp14="http://schemas.microsoft.com/office/word/2010/wordprocessingDrawing" xmlns:wp="http://schemas.openxmlformats.org/drawingml/2006/wordprocessingDrawing" xmlns:w10="urn:schemas-microsoft-com:office:word" xmlns:w="http://schemas.openxmlformats.org/wordprocessingml/2006/main" xmlns:w14="http://schemas.microsoft.com/office/word/2010/wordml" xmlns:w15="http://schemas.microsoft.com/office/word/2012/wordml" xmlns:w16cex="http://schemas.microsoft.com/office/word/2018/wordml/cex" xmlns:w16cid="http://schemas.microsoft.com/office/word/2016/wordml/cid" xmlns:w16="http://schemas.microsoft.com/office/word/2018/wordml" xmlns:w16du="http://schemas.microsoft.com/office/word/2023/wordml/word16du" xmlns:w16sdtdh="http://schemas.microsoft.com/office/word/2020/wordml/sdtdatahash" xmlns:w16sdtfl="http://schemas.microsoft.com/office/word/2024/wordml/sdtformatlock" xmlns:w16se="http://schemas.microsoft.com/office/word/2015/wordml/symex" xmlns:wpg="http://schemas.microsoft.com/office/word/2010/wordprocessingGroup" xmlns:wpi="http://schemas.microsoft.com/office/word/2010/wordprocessingInk" xmlns:wne="http://schemas.microsoft.com/office/word/2006/wordml" xmlns:wps="http://schemas.microsoft.com/office/word/2010/wordprocessingShape" mc:Ignorable="w14 w15 w16se w16cid w16 w16cex w16sdtdh w16sdtfl w16du wp14">
   <w:footnote w:type="separator" w:id="-1">
     <w:p>
       <w:pPr>
@@ -5328,7 +5773,7 @@
 </file>
 
 <file path=word/numbering.xml><?xml version="1.0" encoding="utf-8"?>
-<w:numbering xmlns:wpc="http://schemas.microsoft.com/office/word/2010/wordprocessingCanvas" xmlns:cx="http://schemas.microsoft.com/office/drawing/2014/chartex" xmlns:mc="http://schemas.openxmlformats.org/markup-compatibility/2006" xmlns:o="urn:schemas-microsoft-com:office:office" xmlns:r="http://schemas.openxmlformats.org/officeDocument/2006/relationships" xmlns:m="http://schemas.openxmlformats.org/officeDocument/2006/math" xmlns:v="urn:schemas-microsoft-com:vml" xmlns:wp14="http://schemas.microsoft.com/office/word/2010/wordprocessingDrawing" xmlns:wp="http://schemas.openxmlformats.org/drawingml/2006/wordprocessingDrawing" xmlns:w10="urn:schemas-microsoft-com:office:word" xmlns:w="http://schemas.openxmlformats.org/wordprocessingml/2006/main" xmlns:w14="http://schemas.microsoft.com/office/word/2010/wordml" xmlns:w15="http://schemas.microsoft.com/office/word/2012/wordml" xmlns:w16se="http://schemas.microsoft.com/office/word/2015/wordml/symex" xmlns:wpg="http://schemas.microsoft.com/office/word/2010/wordprocessingGroup" xmlns:wpi="http://schemas.microsoft.com/office/word/2010/wordprocessingInk" xmlns:wne="http://schemas.microsoft.com/office/word/2006/wordml" xmlns:wps="http://schemas.microsoft.com/office/word/2010/wordprocessingShape" mc:Ignorable="w14 w15 w16se wp14">
+<w:numbering xmlns:wpc="http://schemas.microsoft.com/office/word/2010/wordprocessingCanvas" xmlns:cx="http://schemas.microsoft.com/office/drawing/2014/chartex" xmlns:cx1="http://schemas.microsoft.com/office/drawing/2015/9/8/chartex" xmlns:cx2="http://schemas.microsoft.com/office/drawing/2015/10/21/chartex" xmlns:cx3="http://schemas.microsoft.com/office/drawing/2016/5/9/chartex" xmlns:cx4="http://schemas.microsoft.com/office/drawing/2016/5/10/chartex" xmlns:cx5="http://schemas.microsoft.com/office/drawing/2016/5/11/chartex" xmlns:cx6="http://schemas.microsoft.com/office/drawing/2016/5/12/chartex" xmlns:cx7="http://schemas.microsoft.com/office/drawing/2016/5/13/chartex" xmlns:cx8="http://schemas.microsoft.com/office/drawing/2016/5/14/chartex" xmlns:mc="http://schemas.openxmlformats.org/markup-compatibility/2006" xmlns:aink="http://schemas.microsoft.com/office/drawing/2016/ink" xmlns:am3d="http://schemas.microsoft.com/office/drawing/2017/model3d" xmlns:o="urn:schemas-microsoft-com:office:office" xmlns:oel="http://schemas.microsoft.com/office/2019/extlst" xmlns:r="http://schemas.openxmlformats.org/officeDocument/2006/relationships" xmlns:m="http://schemas.openxmlformats.org/officeDocument/2006/math" xmlns:v="urn:schemas-microsoft-com:vml" xmlns:wp14="http://schemas.microsoft.com/office/word/2010/wordprocessingDrawing" xmlns:wp="http://schemas.openxmlformats.org/drawingml/2006/wordprocessingDrawing" xmlns:w10="urn:schemas-microsoft-com:office:word" xmlns:w="http://schemas.openxmlformats.org/wordprocessingml/2006/main" xmlns:w14="http://schemas.microsoft.com/office/word/2010/wordml" xmlns:w15="http://schemas.microsoft.com/office/word/2012/wordml" xmlns:w16cex="http://schemas.microsoft.com/office/word/2018/wordml/cex" xmlns:w16cid="http://schemas.microsoft.com/office/word/2016/wordml/cid" xmlns:w16="http://schemas.microsoft.com/office/word/2018/wordml" xmlns:w16du="http://schemas.microsoft.com/office/word/2023/wordml/word16du" xmlns:w16sdtdh="http://schemas.microsoft.com/office/word/2020/wordml/sdtdatahash" xmlns:w16sdtfl="http://schemas.microsoft.com/office/word/2024/wordml/sdtformatlock" xmlns:w16se="http://schemas.microsoft.com/office/word/2015/wordml/symex" xmlns:wpg="http://schemas.microsoft.com/office/word/2010/wordprocessingGroup" xmlns:wpi="http://schemas.microsoft.com/office/word/2010/wordprocessingInk" xmlns:wne="http://schemas.microsoft.com/office/word/2006/wordml" xmlns:wps="http://schemas.microsoft.com/office/word/2010/wordprocessingShape" mc:Ignorable="w14 w15 w16se w16cid w16 w16cex w16sdtdh w16sdtfl w16du wp14">
   <w:abstractNum w:abstractNumId="0" w15:restartNumberingAfterBreak="0">
     <w:nsid w:val="38136536"/>
     <w:multiLevelType w:val="hybridMultilevel"/>
@@ -5617,20 +6062,20 @@
       </w:pPr>
     </w:lvl>
   </w:abstractNum>
-  <w:num w:numId="1">
+  <w:num w:numId="1" w16cid:durableId="505707748">
     <w:abstractNumId w:val="1"/>
   </w:num>
-  <w:num w:numId="2">
+  <w:num w:numId="2" w16cid:durableId="487719777">
     <w:abstractNumId w:val="2"/>
   </w:num>
-  <w:num w:numId="3">
+  <w:num w:numId="3" w16cid:durableId="1116482421">
     <w:abstractNumId w:val="0"/>
   </w:num>
 </w:numbering>
 </file>
 
 <file path=word/styles.xml><?xml version="1.0" encoding="utf-8"?>
-<w:styles xmlns:mc="http://schemas.openxmlformats.org/markup-compatibility/2006" xmlns:r="http://schemas.openxmlformats.org/officeDocument/2006/relationships" xmlns:w="http://schemas.openxmlformats.org/wordprocessingml/2006/main" xmlns:w14="http://schemas.microsoft.com/office/word/2010/wordml" xmlns:w15="http://schemas.microsoft.com/office/word/2012/wordml" xmlns:w16se="http://schemas.microsoft.com/office/word/2015/wordml/symex" mc:Ignorable="w14 w15 w16se">
+<w:styles xmlns:mc="http://schemas.openxmlformats.org/markup-compatibility/2006" xmlns:r="http://schemas.openxmlformats.org/officeDocument/2006/relationships" xmlns:w="http://schemas.openxmlformats.org/wordprocessingml/2006/main" xmlns:w14="http://schemas.microsoft.com/office/word/2010/wordml" xmlns:w15="http://schemas.microsoft.com/office/word/2012/wordml" xmlns:w16cex="http://schemas.microsoft.com/office/word/2018/wordml/cex" xmlns:w16cid="http://schemas.microsoft.com/office/word/2016/wordml/cid" xmlns:w16="http://schemas.microsoft.com/office/word/2018/wordml" xmlns:w16du="http://schemas.microsoft.com/office/word/2023/wordml/word16du" xmlns:w16sdtdh="http://schemas.microsoft.com/office/word/2020/wordml/sdtdatahash" xmlns:w16sdtfl="http://schemas.microsoft.com/office/word/2024/wordml/sdtformatlock" xmlns:w16se="http://schemas.microsoft.com/office/word/2015/wordml/symex" mc:Ignorable="w14 w15 w16se w16cid w16 w16cex w16sdtdh w16sdtfl w16du">
   <w:docDefaults>
     <w:rPrDefault>
       <w:rPr>
@@ -5646,7 +6091,7 @@
       </w:pPr>
     </w:pPrDefault>
   </w:docDefaults>
-  <w:latentStyles w:defLockedState="0" w:defUIPriority="99" w:defSemiHidden="0" w:defUnhideWhenUsed="0" w:defQFormat="0" w:count="371">
+  <w:latentStyles w:defLockedState="0" w:defUIPriority="99" w:defSemiHidden="0" w:defUnhideWhenUsed="0" w:defQFormat="0" w:count="376">
     <w:lsdException w:name="Normal" w:uiPriority="0" w:qFormat="1"/>
     <w:lsdException w:name="heading 1" w:uiPriority="9" w:qFormat="1"/>
     <w:lsdException w:name="heading 2" w:semiHidden="1" w:uiPriority="9" w:unhideWhenUsed="1" w:qFormat="1"/>
@@ -6018,6 +6463,11 @@
     <w:lsdException w:name="List Table 5 Dark Accent 6" w:uiPriority="50"/>
     <w:lsdException w:name="List Table 6 Colorful Accent 6" w:uiPriority="51"/>
     <w:lsdException w:name="List Table 7 Colorful Accent 6" w:uiPriority="52"/>
+    <w:lsdException w:name="Mention" w:semiHidden="1" w:unhideWhenUsed="1"/>
+    <w:lsdException w:name="Smart Hyperlink" w:semiHidden="1" w:unhideWhenUsed="1"/>
+    <w:lsdException w:name="Hashtag" w:semiHidden="1" w:unhideWhenUsed="1"/>
+    <w:lsdException w:name="Unresolved Mention" w:semiHidden="1" w:unhideWhenUsed="1"/>
+    <w:lsdException w:name="Smart Link" w:semiHidden="1" w:unhideWhenUsed="1"/>
   </w:latentStyles>
   <w:style w:type="paragraph" w:default="1" w:styleId="a">
     <w:name w:val="Normal"/>
